--- a/OPNSENSE/docs/Peak-Energy-Network-Architecture.docx
+++ b/OPNSENSE/docs/Peak-Energy-Network-Architecture.docx
@@ -16,12 +16,12 @@
         <w:rPr>
           <w:sz w:val="22"/>
         </w:rPr>
-        <w:t>Firewall: PEAK-CORP-FW (OPNsense)  ·  Generated 2026-10-09</w:t>
+        <w:t>Firewall: PEAK-CORP-FW (OPNsense)  ·  Generated 2026-10-22</w:t>
       </w:r>
     </w:p>
     <w:p>
       <w:r>
-        <w:t>This document describes VLANs, WAN links, Omada switching/Wi‑Fi, DHCP reservations, WireGuard (Peak Energy VPN), and access policy for PeakPulse / ACS.</w:t>
+        <w:t>This document describes the live network: VLANs, WAN links, Omada Wi‑Fi, biometrics and Keka, WireGuard (Peak Energy VPN), and access policy for PeakPulse.</w:t>
       </w:r>
     </w:p>
     <w:p>
@@ -36,7 +36,7 @@
       <w:r>
         <w:drawing>
           <wp:inline xmlns:a="http://schemas.openxmlformats.org/drawingml/2006/main" xmlns:pic="http://schemas.openxmlformats.org/drawingml/2006/picture">
-            <wp:extent cx="6400800" cy="4400550"/>
+            <wp:extent cx="6400800" cy="4320540"/>
             <wp:docPr id="1" name="Picture 1"/>
             <wp:cNvGraphicFramePr>
               <a:graphicFrameLocks noChangeAspect="1"/>
@@ -57,7 +57,7 @@
                   <pic:spPr>
                     <a:xfrm>
                       <a:off x="0" y="0"/>
-                      <a:ext cx="6400800" cy="4400550"/>
+                      <a:ext cx="6400800" cy="4320540"/>
                     </a:xfrm>
                     <a:prstGeom prst="rect"/>
                   </pic:spPr>
@@ -1359,47 +1359,6 @@
               <w:rPr>
                 <w:sz w:val="18"/>
               </w:rPr>
-              <w:t>10.80.100.20</w:t>
-            </w:r>
-          </w:p>
-        </w:tc>
-        <w:tc>
-          <w:tcPr>
-            <w:tcW w:type="dxa" w:w="3298"/>
-          </w:tcPr>
-          <w:p>
-            <w:r>
-              <w:rPr>
-                <w:sz w:val="18"/>
-              </w:rPr>
-              <w:t>biometric-server-new</w:t>
-            </w:r>
-          </w:p>
-        </w:tc>
-        <w:tc>
-          <w:tcPr>
-            <w:tcW w:type="dxa" w:w="3298"/>
-          </w:tcPr>
-          <w:p>
-            <w:r>
-              <w:rPr>
-                <w:sz w:val="18"/>
-              </w:rPr>
-              <w:t>ACS new (reservation)</w:t>
-            </w:r>
-          </w:p>
-        </w:tc>
-      </w:tr>
-      <w:tr>
-        <w:tc>
-          <w:tcPr>
-            <w:tcW w:type="dxa" w:w="3298"/>
-          </w:tcPr>
-          <w:p>
-            <w:r>
-              <w:rPr>
-                <w:sz w:val="18"/>
-              </w:rPr>
               <w:t>10.80.100.21</w:t>
             </w:r>
           </w:p>
@@ -2045,6 +2004,11 @@
         <w:t>6. WireGuard / Peak Energy VPN</w:t>
       </w:r>
     </w:p>
+    <w:p>
+      <w:r>
+        <w:t>The Windows client is Peak Energy VPN. On PETCPL or wired corp the tunnel must be off, because AllowedIPs sends 10.80.0.0/16 into WireGuard.</w:t>
+      </w:r>
+    </w:p>
     <w:tbl>
       <w:tblPr>
         <w:tblStyle w:val="TableGrid"/>
@@ -2265,7 +2229,7 @@
               <w:rPr>
                 <w:sz w:val="18"/>
               </w:rPr>
-              <w:t>AMC: CORP only (.100/.101)</w:t>
+              <w:t>AMC: CORP .100/.101; RDP allowed</w:t>
             </w:r>
           </w:p>
         </w:tc>
@@ -2306,7 +2270,7 @@
               <w:rPr>
                 <w:sz w:val="18"/>
               </w:rPr>
-              <w:t>AMC: CORP only</w:t>
+              <w:t>AMC: CORP only; RDP blocked</w:t>
             </w:r>
           </w:p>
         </w:tc>
@@ -2347,7 +2311,7 @@
               <w:rPr>
                 <w:sz w:val="18"/>
               </w:rPr>
-              <w:t>AMC: CORP only</w:t>
+              <w:t>AMC: CORP only; RDP blocked</w:t>
             </w:r>
           </w:p>
         </w:tc>
@@ -2388,7 +2352,89 @@
               <w:rPr>
                 <w:sz w:val="18"/>
               </w:rPr>
-              <w:t>AMC: CORP only</w:t>
+              <w:t>AMC: CORP only; RDP blocked</w:t>
+            </w:r>
+          </w:p>
+        </w:tc>
+      </w:tr>
+      <w:tr>
+        <w:tc>
+          <w:tcPr>
+            <w:tcW w:type="dxa" w:w="3298"/>
+          </w:tcPr>
+          <w:p>
+            <w:r>
+              <w:rPr>
+                <w:sz w:val="18"/>
+              </w:rPr>
+              <w:t>sampada</w:t>
+            </w:r>
+          </w:p>
+        </w:tc>
+        <w:tc>
+          <w:tcPr>
+            <w:tcW w:type="dxa" w:w="3298"/>
+          </w:tcPr>
+          <w:p>
+            <w:r>
+              <w:rPr>
+                <w:sz w:val="18"/>
+              </w:rPr>
+              <w:t>10.80.200.8/32</w:t>
+            </w:r>
+          </w:p>
+        </w:tc>
+        <w:tc>
+          <w:tcPr>
+            <w:tcW w:type="dxa" w:w="3298"/>
+          </w:tcPr>
+          <w:p>
+            <w:r>
+              <w:rPr>
+                <w:sz w:val="18"/>
+              </w:rPr>
+              <w:t>AMC: CORP only; RDP blocked</w:t>
+            </w:r>
+          </w:p>
+        </w:tc>
+      </w:tr>
+      <w:tr>
+        <w:tc>
+          <w:tcPr>
+            <w:tcW w:type="dxa" w:w="3298"/>
+          </w:tcPr>
+          <w:p>
+            <w:r>
+              <w:rPr>
+                <w:sz w:val="18"/>
+              </w:rPr>
+              <w:t>sharan</w:t>
+            </w:r>
+          </w:p>
+        </w:tc>
+        <w:tc>
+          <w:tcPr>
+            <w:tcW w:type="dxa" w:w="3298"/>
+          </w:tcPr>
+          <w:p>
+            <w:r>
+              <w:rPr>
+                <w:sz w:val="18"/>
+              </w:rPr>
+              <w:t>10.80.200.9/32</w:t>
+            </w:r>
+          </w:p>
+        </w:tc>
+        <w:tc>
+          <w:tcPr>
+            <w:tcW w:type="dxa" w:w="3298"/>
+          </w:tcPr>
+          <w:p>
+            <w:r>
+              <w:rPr>
+                <w:sz w:val="18"/>
+              </w:rPr>
+              <w:t>AMC: CORP only; RDP blocked</w:t>
             </w:r>
           </w:p>
         </w:tc>
@@ -2400,7 +2446,564 @@
         <w:pStyle w:val="Heading1"/>
       </w:pPr>
       <w:r>
-        <w:t>7. Security &amp; access policy</w:t>
+        <w:t>7. Biometrics and Keka</w:t>
+      </w:r>
+    </w:p>
+    <w:p>
+      <w:r>
+        <w:t>Attendance stays on WIRED_CORP. Entry and exit terminals talk to the ACS on the same VLAN, so that traffic does not pass the firewall. Keka cloud pulls SQL from the public WAN address on TCP 1433. NAT on Airtel and Jio forwards that only from KEKA_HR to 10.80.100.10, the active ACS. The old Akrivia source alias is kept and disabled.</w:t>
+      </w:r>
+    </w:p>
+    <w:tbl>
+      <w:tblPr>
+        <w:tblStyle w:val="TableGrid"/>
+        <w:tblW w:type="auto" w:w="0"/>
+        <w:tblLook w:firstColumn="1" w:firstRow="1" w:lastColumn="0" w:lastRow="0" w:noHBand="0" w:noVBand="1" w:val="04A0"/>
+      </w:tblPr>
+      <w:tblGrid>
+        <w:gridCol w:w="3298"/>
+        <w:gridCol w:w="3298"/>
+        <w:gridCol w:w="3298"/>
+      </w:tblGrid>
+      <w:tr>
+        <w:tc>
+          <w:tcPr>
+            <w:tcW w:type="dxa" w:w="3298"/>
+            <w:shd w:fill="0B3D5C" w:val="clear"/>
+          </w:tcPr>
+          <w:p>
+            <w:r>
+              <w:rPr>
+                <w:b/>
+                <w:color w:val="FFFFFF"/>
+                <w:sz w:val="18"/>
+              </w:rPr>
+              <w:t>Host</w:t>
+            </w:r>
+          </w:p>
+        </w:tc>
+        <w:tc>
+          <w:tcPr>
+            <w:tcW w:type="dxa" w:w="3298"/>
+            <w:shd w:fill="0B3D5C" w:val="clear"/>
+          </w:tcPr>
+          <w:p>
+            <w:r>
+              <w:rPr>
+                <w:b/>
+                <w:color w:val="FFFFFF"/>
+                <w:sz w:val="18"/>
+              </w:rPr>
+              <w:t>Address</w:t>
+            </w:r>
+          </w:p>
+        </w:tc>
+        <w:tc>
+          <w:tcPr>
+            <w:tcW w:type="dxa" w:w="3298"/>
+            <w:shd w:fill="0B3D5C" w:val="clear"/>
+          </w:tcPr>
+          <w:p>
+            <w:r>
+              <w:rPr>
+                <w:b/>
+                <w:color w:val="FFFFFF"/>
+                <w:sz w:val="18"/>
+              </w:rPr>
+              <w:t>Role today</w:t>
+            </w:r>
+          </w:p>
+        </w:tc>
+      </w:tr>
+      <w:tr>
+        <w:tc>
+          <w:tcPr>
+            <w:tcW w:type="dxa" w:w="3298"/>
+          </w:tcPr>
+          <w:p>
+            <w:r>
+              <w:rPr>
+                <w:sz w:val="18"/>
+              </w:rPr>
+              <w:t>biometric-server</w:t>
+            </w:r>
+          </w:p>
+        </w:tc>
+        <w:tc>
+          <w:tcPr>
+            <w:tcW w:type="dxa" w:w="3298"/>
+          </w:tcPr>
+          <w:p>
+            <w:r>
+              <w:rPr>
+                <w:sz w:val="18"/>
+              </w:rPr>
+              <w:t>10.80.100.10</w:t>
+            </w:r>
+          </w:p>
+        </w:tc>
+        <w:tc>
+          <w:tcPr>
+            <w:tcW w:type="dxa" w:w="3298"/>
+          </w:tcPr>
+          <w:p>
+            <w:r>
+              <w:rPr>
+                <w:sz w:val="18"/>
+              </w:rPr>
+              <w:t>Active ACS. Alias ACS_SERVER. Keka SQL target.</w:t>
+            </w:r>
+          </w:p>
+        </w:tc>
+      </w:tr>
+      <w:tr>
+        <w:tc>
+          <w:tcPr>
+            <w:tcW w:type="dxa" w:w="3298"/>
+          </w:tcPr>
+          <w:p>
+            <w:r>
+              <w:rPr>
+                <w:sz w:val="18"/>
+              </w:rPr>
+              <w:t>biometric-entry</w:t>
+            </w:r>
+          </w:p>
+        </w:tc>
+        <w:tc>
+          <w:tcPr>
+            <w:tcW w:type="dxa" w:w="3298"/>
+          </w:tcPr>
+          <w:p>
+            <w:r>
+              <w:rPr>
+                <w:sz w:val="18"/>
+              </w:rPr>
+              <w:t>10.80.100.11</w:t>
+            </w:r>
+          </w:p>
+        </w:tc>
+        <w:tc>
+          <w:tcPr>
+            <w:tcW w:type="dxa" w:w="3298"/>
+          </w:tcPr>
+          <w:p>
+            <w:r>
+              <w:rPr>
+                <w:sz w:val="18"/>
+              </w:rPr>
+              <w:t>Entry terminal. Same VLAN as ACS.</w:t>
+            </w:r>
+          </w:p>
+        </w:tc>
+      </w:tr>
+      <w:tr>
+        <w:tc>
+          <w:tcPr>
+            <w:tcW w:type="dxa" w:w="3298"/>
+          </w:tcPr>
+          <w:p>
+            <w:r>
+              <w:rPr>
+                <w:sz w:val="18"/>
+              </w:rPr>
+              <w:t>biometric-exit</w:t>
+            </w:r>
+          </w:p>
+        </w:tc>
+        <w:tc>
+          <w:tcPr>
+            <w:tcW w:type="dxa" w:w="3298"/>
+          </w:tcPr>
+          <w:p>
+            <w:r>
+              <w:rPr>
+                <w:sz w:val="18"/>
+              </w:rPr>
+              <w:t>10.80.100.12</w:t>
+            </w:r>
+          </w:p>
+        </w:tc>
+        <w:tc>
+          <w:tcPr>
+            <w:tcW w:type="dxa" w:w="3298"/>
+          </w:tcPr>
+          <w:p>
+            <w:r>
+              <w:rPr>
+                <w:sz w:val="18"/>
+              </w:rPr>
+              <w:t>Exit terminal. Same VLAN as ACS.</w:t>
+            </w:r>
+          </w:p>
+        </w:tc>
+      </w:tr>
+    </w:tbl>
+    <w:p/>
+    <w:p>
+      <w:pPr>
+        <w:pStyle w:val="Heading1"/>
+      </w:pPr>
+      <w:r>
+        <w:t>8. Internal DNS (Unbound)</w:t>
+      </w:r>
+    </w:p>
+    <w:tbl>
+      <w:tblPr>
+        <w:tblStyle w:val="TableGrid"/>
+        <w:tblW w:type="auto" w:w="0"/>
+        <w:tblLook w:firstColumn="1" w:firstRow="1" w:lastColumn="0" w:lastRow="0" w:noHBand="0" w:noVBand="1" w:val="04A0"/>
+      </w:tblPr>
+      <w:tblGrid>
+        <w:gridCol w:w="3298"/>
+        <w:gridCol w:w="3298"/>
+        <w:gridCol w:w="3298"/>
+      </w:tblGrid>
+      <w:tr>
+        <w:tc>
+          <w:tcPr>
+            <w:tcW w:type="dxa" w:w="3298"/>
+            <w:shd w:fill="0B3D5C" w:val="clear"/>
+          </w:tcPr>
+          <w:p>
+            <w:r>
+              <w:rPr>
+                <w:b/>
+                <w:color w:val="FFFFFF"/>
+                <w:sz w:val="18"/>
+              </w:rPr>
+              <w:t>Name</w:t>
+            </w:r>
+          </w:p>
+        </w:tc>
+        <w:tc>
+          <w:tcPr>
+            <w:tcW w:type="dxa" w:w="3298"/>
+            <w:shd w:fill="0B3D5C" w:val="clear"/>
+          </w:tcPr>
+          <w:p>
+            <w:r>
+              <w:rPr>
+                <w:b/>
+                <w:color w:val="FFFFFF"/>
+                <w:sz w:val="18"/>
+              </w:rPr>
+              <w:t>Address</w:t>
+            </w:r>
+          </w:p>
+        </w:tc>
+        <w:tc>
+          <w:tcPr>
+            <w:tcW w:type="dxa" w:w="3298"/>
+            <w:shd w:fill="0B3D5C" w:val="clear"/>
+          </w:tcPr>
+          <w:p>
+            <w:r>
+              <w:rPr>
+                <w:b/>
+                <w:color w:val="FFFFFF"/>
+                <w:sz w:val="18"/>
+              </w:rPr>
+              <w:t>Use</w:t>
+            </w:r>
+          </w:p>
+        </w:tc>
+      </w:tr>
+      <w:tr>
+        <w:tc>
+          <w:tcPr>
+            <w:tcW w:type="dxa" w:w="3298"/>
+          </w:tcPr>
+          <w:p>
+            <w:r>
+              <w:rPr>
+                <w:sz w:val="18"/>
+              </w:rPr>
+              <w:t>fw.peakenergy.asia</w:t>
+            </w:r>
+          </w:p>
+        </w:tc>
+        <w:tc>
+          <w:tcPr>
+            <w:tcW w:type="dxa" w:w="3298"/>
+          </w:tcPr>
+          <w:p>
+            <w:r>
+              <w:rPr>
+                <w:sz w:val="18"/>
+              </w:rPr>
+              <w:t>10.80.99.1</w:t>
+            </w:r>
+          </w:p>
+        </w:tc>
+        <w:tc>
+          <w:tcPr>
+            <w:tcW w:type="dxa" w:w="3298"/>
+          </w:tcPr>
+          <w:p>
+            <w:r>
+              <w:rPr>
+                <w:sz w:val="18"/>
+              </w:rPr>
+              <w:t>Firewall (MGMT)</w:t>
+            </w:r>
+          </w:p>
+        </w:tc>
+      </w:tr>
+      <w:tr>
+        <w:tc>
+          <w:tcPr>
+            <w:tcW w:type="dxa" w:w="3298"/>
+          </w:tcPr>
+          <w:p>
+            <w:r>
+              <w:rPr>
+                <w:sz w:val="18"/>
+              </w:rPr>
+              <w:t>peak-corp-fw.peakenergy.asia</w:t>
+            </w:r>
+          </w:p>
+        </w:tc>
+        <w:tc>
+          <w:tcPr>
+            <w:tcW w:type="dxa" w:w="3298"/>
+          </w:tcPr>
+          <w:p>
+            <w:r>
+              <w:rPr>
+                <w:sz w:val="18"/>
+              </w:rPr>
+              <w:t>10.80.99.1</w:t>
+            </w:r>
+          </w:p>
+        </w:tc>
+        <w:tc>
+          <w:tcPr>
+            <w:tcW w:type="dxa" w:w="3298"/>
+          </w:tcPr>
+          <w:p>
+            <w:r>
+              <w:rPr>
+                <w:sz w:val="18"/>
+              </w:rPr>
+              <w:t>Firewall (MGMT)</w:t>
+            </w:r>
+          </w:p>
+        </w:tc>
+      </w:tr>
+      <w:tr>
+        <w:tc>
+          <w:tcPr>
+            <w:tcW w:type="dxa" w:w="3298"/>
+          </w:tcPr>
+          <w:p>
+            <w:r>
+              <w:rPr>
+                <w:sz w:val="18"/>
+              </w:rPr>
+              <w:t>fw-corp.peakenergy.asia</w:t>
+            </w:r>
+          </w:p>
+        </w:tc>
+        <w:tc>
+          <w:tcPr>
+            <w:tcW w:type="dxa" w:w="3298"/>
+          </w:tcPr>
+          <w:p>
+            <w:r>
+              <w:rPr>
+                <w:sz w:val="18"/>
+              </w:rPr>
+              <w:t>10.80.100.1</w:t>
+            </w:r>
+          </w:p>
+        </w:tc>
+        <w:tc>
+          <w:tcPr>
+            <w:tcW w:type="dxa" w:w="3298"/>
+          </w:tcPr>
+          <w:p>
+            <w:r>
+              <w:rPr>
+                <w:sz w:val="18"/>
+              </w:rPr>
+              <w:t>Firewall (WIRED_CORP)</w:t>
+            </w:r>
+          </w:p>
+        </w:tc>
+      </w:tr>
+      <w:tr>
+        <w:tc>
+          <w:tcPr>
+            <w:tcW w:type="dxa" w:w="3298"/>
+          </w:tcPr>
+          <w:p>
+            <w:r>
+              <w:rPr>
+                <w:sz w:val="18"/>
+              </w:rPr>
+              <w:t>acs.peakenergy.asia</w:t>
+            </w:r>
+          </w:p>
+        </w:tc>
+        <w:tc>
+          <w:tcPr>
+            <w:tcW w:type="dxa" w:w="3298"/>
+          </w:tcPr>
+          <w:p>
+            <w:r>
+              <w:rPr>
+                <w:sz w:val="18"/>
+              </w:rPr>
+              <w:t>10.80.100.10</w:t>
+            </w:r>
+          </w:p>
+        </w:tc>
+        <w:tc>
+          <w:tcPr>
+            <w:tcW w:type="dxa" w:w="3298"/>
+          </w:tcPr>
+          <w:p>
+            <w:r>
+              <w:rPr>
+                <w:sz w:val="18"/>
+              </w:rPr>
+              <w:t>Attendance / ACS SQL</w:t>
+            </w:r>
+          </w:p>
+        </w:tc>
+      </w:tr>
+      <w:tr>
+        <w:tc>
+          <w:tcPr>
+            <w:tcW w:type="dxa" w:w="3298"/>
+          </w:tcPr>
+          <w:p>
+            <w:r>
+              <w:rPr>
+                <w:sz w:val="18"/>
+              </w:rPr>
+              <w:t>oc200.peakenergy.asia</w:t>
+            </w:r>
+          </w:p>
+        </w:tc>
+        <w:tc>
+          <w:tcPr>
+            <w:tcW w:type="dxa" w:w="3298"/>
+          </w:tcPr>
+          <w:p>
+            <w:r>
+              <w:rPr>
+                <w:sz w:val="18"/>
+              </w:rPr>
+              <w:t>10.80.99.3</w:t>
+            </w:r>
+          </w:p>
+        </w:tc>
+        <w:tc>
+          <w:tcPr>
+            <w:tcW w:type="dxa" w:w="3298"/>
+          </w:tcPr>
+          <w:p>
+            <w:r>
+              <w:rPr>
+                <w:sz w:val="18"/>
+              </w:rPr>
+              <w:t>Omada controller</w:t>
+            </w:r>
+          </w:p>
+        </w:tc>
+      </w:tr>
+      <w:tr>
+        <w:tc>
+          <w:tcPr>
+            <w:tcW w:type="dxa" w:w="3298"/>
+          </w:tcPr>
+          <w:p>
+            <w:r>
+              <w:rPr>
+                <w:sz w:val="18"/>
+              </w:rPr>
+              <w:t>app.peakenergy.asia</w:t>
+            </w:r>
+          </w:p>
+        </w:tc>
+        <w:tc>
+          <w:tcPr>
+            <w:tcW w:type="dxa" w:w="3298"/>
+          </w:tcPr>
+          <w:p>
+            <w:r>
+              <w:rPr>
+                <w:sz w:val="18"/>
+              </w:rPr>
+              <w:t>10.80.100.54</w:t>
+            </w:r>
+          </w:p>
+        </w:tc>
+        <w:tc>
+          <w:tcPr>
+            <w:tcW w:type="dxa" w:w="3298"/>
+          </w:tcPr>
+          <w:p>
+            <w:r>
+              <w:rPr>
+                <w:sz w:val="18"/>
+              </w:rPr>
+              <w:t>PeakPulse</w:t>
+            </w:r>
+          </w:p>
+        </w:tc>
+      </w:tr>
+      <w:tr>
+        <w:tc>
+          <w:tcPr>
+            <w:tcW w:type="dxa" w:w="3298"/>
+          </w:tcPr>
+          <w:p>
+            <w:r>
+              <w:rPr>
+                <w:sz w:val="18"/>
+              </w:rPr>
+              <w:t>peakpulse-dev.peakenergy.asia</w:t>
+            </w:r>
+          </w:p>
+        </w:tc>
+        <w:tc>
+          <w:tcPr>
+            <w:tcW w:type="dxa" w:w="3298"/>
+          </w:tcPr>
+          <w:p>
+            <w:r>
+              <w:rPr>
+                <w:sz w:val="18"/>
+              </w:rPr>
+              <w:t>10.80.100.54</w:t>
+            </w:r>
+          </w:p>
+        </w:tc>
+        <w:tc>
+          <w:tcPr>
+            <w:tcW w:type="dxa" w:w="3298"/>
+          </w:tcPr>
+          <w:p>
+            <w:r>
+              <w:rPr>
+                <w:sz w:val="18"/>
+              </w:rPr>
+              <w:t>PeakPulse</w:t>
+            </w:r>
+          </w:p>
+        </w:tc>
+      </w:tr>
+    </w:tbl>
+    <w:p/>
+    <w:p>
+      <w:pPr>
+        <w:pStyle w:val="Heading1"/>
+      </w:pPr>
+      <w:r>
+        <w:t>9. Security and access policy</w:t>
       </w:r>
     </w:p>
     <w:tbl>
@@ -2470,7 +3073,7 @@
               <w:rPr>
                 <w:sz w:val="18"/>
               </w:rPr>
-              <w:t>DISABLED — no public HTTP/HTTPS port-forward</w:t>
+              <w:t>DISABLED — HTTP/HTTPS DNAT kept but turned off on both WANs</w:t>
             </w:r>
           </w:p>
         </w:tc>
@@ -2498,7 +3101,7 @@
               <w:rPr>
                 <w:sz w:val="18"/>
               </w:rPr>
-              <w:t>WireGuard or on-site LAN only → 10.80.100.54</w:t>
+              <w:t>On-site LAN or WireGuard only → 10.80.100.54 (dev-ws-1)</w:t>
             </w:r>
           </w:p>
         </w:tc>
@@ -2526,7 +3129,7 @@
               <w:rPr>
                 <w:sz w:val="18"/>
               </w:rPr>
-              <w:t>Client DNS 10.80.100.1 (Unbound); also listens on WG</w:t>
+              <w:t>New peers use 10.80.200.1 (Unbound on WIREGUARD). Legacy may use 10.80.100.1. Both are allowed.</w:t>
             </w:r>
           </w:p>
         </w:tc>
@@ -2554,7 +3157,7 @@
               <w:rPr>
                 <w:sz w:val="18"/>
               </w:rPr>
-              <w:t>10.80.0.0/16 split tunnel</w:t>
+              <w:t>10.80.0.0/16 split tunnel (corp only, not full internet)</w:t>
             </w:r>
           </w:p>
         </w:tc>
@@ -2582,7 +3185,35 @@
               <w:rPr>
                 <w:sz w:val="18"/>
               </w:rPr>
-              <w:t>125.19.224.18:51820 (Airtel) or 47.247.169.94:51820 (Jio)</w:t>
+              <w:t>125.19.224.18:51820 (Airtel, default) or 47.247.169.94:51820 (Jio)</w:t>
+            </w:r>
+          </w:p>
+        </w:tc>
+      </w:tr>
+      <w:tr>
+        <w:tc>
+          <w:tcPr>
+            <w:tcW w:type="dxa" w:w="4946"/>
+          </w:tcPr>
+          <w:p>
+            <w:r>
+              <w:rPr>
+                <w:sz w:val="18"/>
+              </w:rPr>
+              <w:t>WG interface</w:t>
+            </w:r>
+          </w:p>
+        </w:tc>
+        <w:tc>
+          <w:tcPr>
+            <w:tcW w:type="dxa" w:w="4946"/>
+          </w:tcPr>
+          <w:p>
+            <w:r>
+              <w:rPr>
+                <w:sz w:val="18"/>
+              </w:rPr>
+              <w:t>opt6 / wg0, description WIREGUARD. Routes disabled; firewall does the policy.</w:t>
             </w:r>
           </w:p>
         </w:tc>
@@ -2610,7 +3241,7 @@
               <w:rPr>
                 <w:sz w:val="18"/>
               </w:rPr>
-              <w:t>Only WG_FW_ADMINS (binny + admin)</w:t>
+              <w:t>Only WG_FW_ADMINS (binny.andrews .2 and admin .3)</w:t>
             </w:r>
           </w:p>
         </w:tc>
@@ -2625,7 +3256,7 @@
               <w:rPr>
                 <w:sz w:val="18"/>
               </w:rPr>
-              <w:t>FW GUI via VPN</w:t>
+              <w:t>FW GUI / SSH via VPN</w:t>
             </w:r>
           </w:p>
         </w:tc>
@@ -2638,7 +3269,7 @@
               <w:rPr>
                 <w:sz w:val="18"/>
               </w:rPr>
-              <w:t>Only WG_FW_ADMINS → (self) :4444 / SSH</w:t>
+              <w:t>Only WG_FW_ADMINS. GUI listens on MGMT, WIRED, WL_CORP, and WIREGUARD — never WAN.</w:t>
             </w:r>
           </w:p>
         </w:tc>
@@ -2653,7 +3284,7 @@
               <w:rPr>
                 <w:sz w:val="18"/>
               </w:rPr>
-              <w:t>AMC peers via VPN</w:t>
+              <w:t>AMC via VPN</w:t>
             </w:r>
           </w:p>
         </w:tc>
@@ -2666,7 +3297,35 @@
               <w:rPr>
                 <w:sz w:val="18"/>
               </w:rPr>
-              <w:t>CORP .100 + .101 only (PeakPulse etc.)</w:t>
+              <w:t>CORP only: 10.80.100.0/24 and 10.80.101.0/24. No MGMT, no firewall GUI.</w:t>
+            </w:r>
+          </w:p>
+        </w:tc>
+      </w:tr>
+      <w:tr>
+        <w:tc>
+          <w:tcPr>
+            <w:tcW w:type="dxa" w:w="4946"/>
+          </w:tcPr>
+          <w:p>
+            <w:r>
+              <w:rPr>
+                <w:sz w:val="18"/>
+              </w:rPr>
+              <w:t>RDP over VPN</w:t>
+            </w:r>
+          </w:p>
+        </w:tc>
+        <w:tc>
+          <w:tcPr>
+            <w:tcW w:type="dxa" w:w="4946"/>
+          </w:tcPr>
+          <w:p>
+            <w:r>
+              <w:rPr>
+                <w:sz w:val="18"/>
+              </w:rPr>
+              <w:t>TCP 3389 blocked for Venu, Poovarasu, Sanoj, Sampada, Sharan. Allowed for binny, admin, Jagadeshwar.</w:t>
             </w:r>
           </w:p>
         </w:tc>
@@ -2694,7 +3353,63 @@
               <w:rPr>
                 <w:sz w:val="18"/>
               </w:rPr>
-              <w:t>KEKA_HR only → 10.80.100.10:1433</w:t>
+              <w:t>KEKA_HR only (cin3.a.keka.com) → 10.80.100.10:1433 on both WANs</w:t>
+            </w:r>
+          </w:p>
+        </w:tc>
+      </w:tr>
+      <w:tr>
+        <w:tc>
+          <w:tcPr>
+            <w:tcW w:type="dxa" w:w="4946"/>
+          </w:tcPr>
+          <w:p>
+            <w:r>
+              <w:rPr>
+                <w:sz w:val="18"/>
+              </w:rPr>
+              <w:t>Akrivia</w:t>
+            </w:r>
+          </w:p>
+        </w:tc>
+        <w:tc>
+          <w:tcPr>
+            <w:tcW w:type="dxa" w:w="4946"/>
+          </w:tcPr>
+          <w:p>
+            <w:r>
+              <w:rPr>
+                <w:sz w:val="18"/>
+              </w:rPr>
+              <w:t>AKRIVIA_HR alias kept, disabled</w:t>
+            </w:r>
+          </w:p>
+        </w:tc>
+      </w:tr>
+      <w:tr>
+        <w:tc>
+          <w:tcPr>
+            <w:tcW w:type="dxa" w:w="4946"/>
+          </w:tcPr>
+          <w:p>
+            <w:r>
+              <w:rPr>
+                <w:sz w:val="18"/>
+              </w:rPr>
+              <w:t>Corp Wi-Fi MAC list</w:t>
+            </w:r>
+          </w:p>
+        </w:tc>
+        <w:tc>
+          <w:tcPr>
+            <w:tcW w:type="dxa" w:w="4946"/>
+          </w:tcPr>
+          <w:p>
+            <w:r>
+              <w:rPr>
+                <w:sz w:val="18"/>
+              </w:rPr>
+              <w:t>WL_CORP_MACS rules exist but are DISABLED. PETCPL is open to the VLAN.</w:t>
             </w:r>
           </w:p>
         </w:tc>
@@ -2722,7 +3437,7 @@
               <w:rPr>
                 <w:sz w:val="18"/>
               </w:rPr>
-              <w:t>VLAN 102 + captive portal; scheduled internet Mon–Fri 07:00–19:00</w:t>
+              <w:t>SSID PETCPL-GUEST, VLAN 102, captive portal. Internet Mon–Fri 07:00–19:00. No internal access.</w:t>
             </w:r>
           </w:p>
         </w:tc>
@@ -2737,7 +3452,7 @@
               <w:rPr>
                 <w:sz w:val="18"/>
               </w:rPr>
-              <w:t>On-site + WG tip</w:t>
+              <w:t>On-site vs remote</w:t>
             </w:r>
           </w:p>
         </w:tc>
@@ -2750,7 +3465,7 @@
               <w:rPr>
                 <w:sz w:val="18"/>
               </w:rPr>
-              <w:t>On PETCPL turn VPN OFF (Peak Energy VPN.exe); remote turn ON</w:t>
+              <w:t>On PETCPL or wired corp, Peak Energy VPN OFF. Remote, VPN ON.</w:t>
             </w:r>
           </w:p>
         </w:tc>
@@ -2762,22 +3477,27 @@
         <w:pStyle w:val="Heading1"/>
       </w:pPr>
       <w:r>
-        <w:t>8. Logical traffic paths</w:t>
+        <w:t>10. Logical traffic paths</w:t>
       </w:r>
     </w:p>
     <w:p>
       <w:r>
-        <w:t>On-site (PETCPL / wired): Clients use the VLAN gateway directly. Peak Energy VPN should be OFF so 10.80.x is not forced into the tunnel.</w:t>
+        <w:t>On-site (PETCPL / wired): clients use the VLAN gateway. Peak Energy VPN stays OFF so 10.80.x is not forced into the tunnel.</w:t>
       </w:r>
     </w:p>
     <w:p>
       <w:r>
-        <w:t>Remote: Peak Energy VPN ON → UDP 51820 → PEAK-WG → CORP (.100/.101). Admins also reach MGMT (.99) and the firewall GUI.</w:t>
+        <w:t>Remote: Peak Energy VPN ON, then UDP 51820 to PEAK-WG. AMC peers reach CORP (.100 and .101), including PeakPulse and the ACS. Admins also reach MGMT (.99) and the firewall GUI. RDP is blocked for every AMC peer except Jagadeshwar.</w:t>
       </w:r>
     </w:p>
     <w:p>
       <w:r>
-        <w:t>Guest: VLAN 102 captive portal; blocked from MGMT/CORP; internet by weekday schedule.</w:t>
+        <w:t>Keka: cin3.a.keka.com to WAN TCP 1433, then 10.80.100.10.</w:t>
+      </w:r>
+    </w:p>
+    <w:p>
+      <w:r>
+        <w:t>Guest: PETCPL-GUEST on VLAN 102, captive portal, blocked from MGMT and CORP, internet only on the weekday schedule.</w:t>
       </w:r>
     </w:p>
     <w:p/>
@@ -2787,7 +3507,7 @@
           <w:i/>
           <w:sz w:val="18"/>
         </w:rPr>
-        <w:t>Confidential — Peak Energy IT. Derived from OPNsense config-PEAK-CORP-FW and WireGuard peer pack.</w:t>
+        <w:t>Confidential — Peak Energy IT. Live PEAK-CORP-FW policy and WireGuard peer pack. Generated 2026-10-22.</w:t>
       </w:r>
     </w:p>
     <w:sectPr>
